--- a/zht/docx/26.content.docx
+++ b/zht/docx/26.content.docx
@@ -136,13 +136,6 @@
         <w:rPr>
           <w:lang w:val="zh_TW" w:bidi="zh_TW"/>
         </w:rPr>
-      </w:r>
-      <w:r>
-        <w:rPr>
-          <w:i/>
-          <w:lang w:val="zh_TW" w:bidi="zh_TW"/>
-        </w:rPr>
-        <w:t>以西結書 1:1–3, 以西結書 1:4–6, 以西結書 1:9, 以西結書 1:10, 以西結書 1:12, 以西結書 1:14, 以西結書 1:17, 以西結書 1:20–21, 以西結書 1:22, 以西結書 1:23, 以西結書 1:24, 以西結書 1:26, 以西結書 1:28, 以西結書 1:28 (#2), 以西結書 2:2, 以西結書 2:3, 以西結書 2:4, 以西結書 2:4–5, 以西結書 2:5, 以西結書 2:6, 以西結書 2:8, 以西結書 2:9, 以西結書 2:10, 以西結書 3:1–3, 以西結書 3:4, 以西結書 3:6, 以西結書 3:7, 以西結書 3:8–9, 以西結書 3:12, 以西結書 3:15, 以西結書 3:17, 以西結書 3:19, 以西結書 3:20, 以西結書 3:20 (#2), 以西結書 3:20 (#3), 以西結書 3:21, 以西結書 3:23, 以西結書 3:24, 以西結書 3:26, 以西結書 3:27, 以西結書 4:1–3, 以西結書 4:3, 以西結書 4:4, 以西結書 4:5, 以西結書 4:6, 以西結書 4:6 (#2), 以西結書 4:9, 以西結書 4:11–12, 以西結書 4:12–13, 以西結書 4:14–15, 以西結書 4:16, 以西結書 4:17, 以西結書 5:2, 以西結書 5:2 (#2), 以西結書 5:5, 以西結書 5:6, 以西結書 5:8, 以西結書 5:10, 以西結書 5:11, 以西結書 5:12, 以西結書 5:12 (#2), 以西結書 5:13, 以西結書 5:15, 以西結書 6:2–3, 以西結書 6:5, 以西結書 6:6, 以西結書 6:7, 以西結書 6:8–9, 以西結書 6:11, 以西結書 6:13, 以西結書 6:14, 以西結書 7:1–2, 以西結書 7:3, 以西結書 7:7, 以西結書 7:8, 以西結書 7:11, 以西結書 7:12, 以西結書 7:15, 以西結書 7:16, 以西結書 7:19, 以西結書 7:21, 以西結書 7:22, 以西結書 7:25, 以西結書 7:26, 以西結書 7:27, 以西結書 8:1, 以西結書 8:3, 以西結書 8:6, 以西結書 8:9, 以西結書 8:12, 以西結書 8:14, 以西結書 8:16, 以西結書 8:18, 以西結書 9:1–2, 以西結書 9:3, 以西結書 9:4, 以西結書 9:6, 以西結書 9:8, 以西結書 9:9–10, 以西結書 9:11, 以西結書 10:2, 以西結書 10:4, 以西結書 10:7, 以西結書 10:10, 以西結書 10:12, 以西結書 10:13, 以西結書 10:16–17, 以西結書 10:18–19, 以西結書 10:20–22, 以西結書 11:1, 以西結書 11:2, 以西結書 11:6, 以西結書 11:8, 以西結書 11:9, 以西結書 11:9–10, 以西結書 11:12, 以西結書 11:13, 以西結書 11:17, 以西結書 11:19, 以西結書 11:20, 以西結書 11:21, 以西結書 11:23, 以西結書 11:25, 以西結書 12:2, 以西結書 12:3, 以西結書 12:5, 以西結書 12:6, 以西結書 12:9, 以西結書 12:10, 以西結書 12:12–13, 以西結書 12:14, 以西結書 12:16, 以西結書 12:19, 以西結書 12:20, 以西結書 12:22, 以西結書 12:24, 以西結書 12:27, 以西結書 12:28, 以西結書 13:2–3, 以西結書 13:5, 以西結書 13:6–7, 以西結書 13:8–9, 以西結書 13:14, 以西結書 13:15, 以西結書 13:16, 以西結書 13:17, 以西結書 13:18, 以西結書 13:20–21, 以西結書 13:22, 以西結書 13:23, 以西結書 14:1, 以西結書 14:3, 以西結書 14:4, 以西結書 14:6, 以西結書 14:7–8, 以西結書 14:9, 以西結書 14:11, 以西結書 14:14, 以西結書 14:14 (#2), 以西結書 14:16, 以西結書 14:16 (#2), 以西結書 14:18, 以西結書 14:18 (#2), 以西結書 14:20, 以西結書 14:20 (#2), 以西結書 14:21, 以西結書 14:22, 以西結書 14:23, 以西結書 15:2, 以西結書 15:6, 以西結書 15:6 (#2), 以西結書 15:7, 以西結書 15:8, 以西結書 16:3, 以西結書 16:5, 以西結書 16:7, 以西結書 16:8, 以西結書 16:14, 以西結書 16:15–16, 以西結書 16:20, 以西結書 16:24, 以西結書 16:27, 以西結書 16:33–34, 以西結書 16:37, 以西結書 16:42, 以西結書 16:48, 以西結書 16:49, 以西結書 16:57, 以西結書 16:59, 以西結書 16:60, 以西結書 16:63, 以西結書 17:2, 以西結書 17:3–4, 以西結書 17:5–6, 以西結書 17:7, 以西結書 17:9–10, 以西結書 17:12, 以西結書 17:13, 以西結書 17:14, 以西結書 17:15, 以西結書 17:16, 以西結書 17:19, 以西結書 17:21, 以西結書 17:22, 以西結書 17:23, 以西結書 18:4, 以西結書 18:7, 以西結書 18:9, 以西結書 18:9 (#2), 以西結書 18:12–13, 以西結書 18:17, 以西結書 18:19, 以西結書 18:21–22, 以西結書 18:24, 以西結書 18:30, 以西結書 18:30 (#2), 以西結書 18:31, 以西結書 19:1, 以西結書 19:3, 以西結書 19:4, 以西結書 19:6, 以西結書 19:9, 以西結書 19:10, 以西結書 19:11, 以西結書 19:12, 以西結書 19:13, 以西結書 19:14, 以西結書 20:1, 以西結書 20:3, 以西結書 20:6, 以西結書 20:7, 以西結書 20:8, 以西結書 20:9, 以西結書 20:11, 以西結書 20:11–12, 以西結書 20:13, 以西結書 20:13 (#2), 以西結書 20:15, 以西結書 20:21, 以西結書 20:21 (#2), 以西結書 20:23, 以西結書 20:27–29, 以西結書 20:31, 以西結書 20:32, 以西結書 20:34–35, 以西結書 20:38, 以西結書 20:40–41, 以西結書 20:43, 以西結書 20:46–47, 以西結書 20:49, 以西結書 21:2, 以西結書 21:3, 以西結書 21:6, 以西結書 21:7, 以西結書 21:11, 以西結書 21:12, 以西結書 21:17, 以西結書 21:20, 以西結書 21:21, 以西結書 21:23, 以西結書 21:25–27, 以西結書 21:27, 以西結書 21:28–29, 以西結書 21:31, 以西結書 22:2–3, 以西結書 22:4, 以西結書 22:5, 以西結書 22:7, 以西結書 22:11, 以西結書 22:13, 以西結書 22:15, 以西結書 22:16, 以西結書 22:17, 以西結書 22:19, 以西結書 22:20–22, 以西結書 22:26, 以西結書 22:28, 以西結書 22:30, 以西結書 23:2–3, 以西結書 23:4, 以西結書 23:5–7, 以西結書 23:9–10, 以西結書 23:11, 以西結書 23:18, 以西結書 23:22, 以西結書 23:25, 以西結書 23:29, 以西結書 23:30–31, 以西結書 23:32, 以西結書 23:37, 以西結書 23:38–39, 以西結書 23:45, 以西結書 23:47, 以西結書 23:49, 以西結書 24:2, 以西結書 24:3–5, 以西結書 24:6, 以西結書 24:7–8, 以西結書 24:11, 以西結書 24:12, 以西結書 24:14, 以西結書 24:16–17, 以西結書 24:19–21, 以西結書 24:22–23, 以西結書 24:24, 以西結書 24:25–26, 以西結書 24:27, 以西結書 25:2, 以西結書 25:3, 以西結書 25:4, 以西結書 25:7, 以西結書 25:8, 以西結書 25:10, 以西結書 25:12, 以西結書 25:13, 以西結書 25:15, 以西結書 25:16, 以西結書 26:2, 以西結書 26:4, 以西結書 26:5, 以西結書 26:7, 以西結書 26:9, 以西結書 26:12, 以西結書 26:16, 以西結書 26:17, 以西結書 26:20, 以西結書 26:21, 以西結書 27:3, 以西結書 27:3 (#2), 以西結書 27:6, 以西結書 27:8, 以西結書 27:9, 以西結書 27:12, 以西結書 27:13, 以西結書 27:17, 以西結書 27:22, 以西結書 27:27, 以西結書 27:28, 以西結書 27:35, 以西結書 27:36, 以西結書 28:2, 以西結書 28:5, 以西結書 28:7, 以西結書 28:10, 以西結書 28:12, 以西結書 28:13, 以西結書 28:14, 以西結書 28:15, 以西結書 28:16, 以西結書 28:19, 以西結書 28:23, 以西結書 28:24, 以西結書 28:25–26, 以西結書 29:2, 以西結書 29:3, 以西結書 29:5, 以西結書 29:6, 以西結書 29:7, 以西結書 29:10, 以西結書 29:11–12, 以西結書 29:14, 以西結書 29:18, 以西結書 29:19–20, 以西結書 29:21, 以西結書 29:21 (#2), 以西結書 30:2–3, 以西結書 30:4–5, 以西結書 30:8, 以西結書 30:10, 以西結書 30:13, 以西結書 30:17–18, 以西結書 30:21, 以西結書 30:23, 以西結書 30:25, 以西結書 30:25 (#2), 以西結書 31:2, 以西結書 31:3, 以西結書 31:6, 以西結書 31:8–9, 以西結書 31:10–11, 以西結書 31:14, 以西結書 31:15, 以西結書 31:16, 以西結書 31:17, 以西結書 31:18, 以西結書 32:2, 以西結書 32:2 (#2), 以西結書 32:4, 以西結書 32:7, 以西結書 32:9–10, 以西結書 32:11, 以西結書 32:13, 以西結書 32:15, 以西結書 32:18, 以西結書 32:21, 以西結書 32:24, 以西結書 32:30, 以西結書 32:31, 以西結書 33:3, 以西結書 33:4, 以西結書 33:6, 以西結書 33:7, 以西結書 33:11, 以西結書 33:11 (#2), 以西結書 33:12–13, 以西結書 33:14–16, 以西結書 33:17, 以西結書 33:20, 以西結書 33:21, 以西結書 33:24, 以西結書 33:25–26, 以西結書 33:28–29, 以西結書 33:30–31, 以西結書 33:33, 以西結書 34:2–3, 以西結書 34:4, 以西結書 34:5–6, 以西結書 34:8, 以西結書 34:10, 以西結書 34:12–13, 以西結書 34:16, 以西結書 34:17, 以西結書 34:21, 以西結書 34:23–24, 以西結書 34:25, 以西結書 34:28–29, 以西結書 34:30, 以西結書 34:31, 以西結書 35:2, 以西結書 35:3, 以西結書 35:5, 以西結書 35:6, 以西結書 35:8, 以西結書 35:9, 以西結書 35:10, 以西結書 35:13, 以西結書 35:14–15, 以西結書 35:15, 以西結書 35:15 (#2), 以西結書 35:15 (#3), 以西結書 36:1, 以西結書 36:2, 以西結書 36:5, 以西結書 36:7, 以西結書 36:8, 以西結書 36:10–12, 以西結書 36:18, 以西結書 36:20, 以西結書 36:22, 以西結書 36:27, 以西結書 36:31, 以西結書 36:33, 以西結書 36:35, 以西結書 36:35–36, 以西結書 36:38, 以西結書 37:1, 以西結書 37:3, 以西結書 37:5–6, 以西結書 37:7–8, 以西結書 37:9–10, 以西結書 37:11, 以西結書 37:12, 以西結書 37:16–17, 以西結書 37:19, 以西結書 37:21–22, 以西結書 37:24, 以西結書 37:25, 以西結書 37:26, 以西結書 37:27–28, 以西結書 38:2, 以西結書 38:4, 以西結書 38:7, 以西結書 38:8, 以西結書 38:11–12, 以西結書 38:12, 以西結書 38:15, 以西結書 38:17, 以西結書 38:18, 以西結書 38:19–20, 以西結書 38:22, 以西結書 38:23, 以西結書 39:2, 以西結書 39:4, 以西結書 39:6, 以西結書 39:7, 以西結書 39:9–10, 以西結書 39:11, 以西結書 39:12, 以西結書 39:17–18, 以西結書 39:21, 以西結書 39:23, 以西結書 39:25, 以西結書 39:26, 以西結書 39:29, 以西結書 40:1, 以西結書 40:1 (#2), 以西結書 40:2, 以西結書 40:4, 以西結書 40:5, 以西結書 40:11, 以西結書 40:16, 以西結書 40:17, 以西結書 40:23, 以西結書 40:28–29, 以西結書 40:38, 以西結書 40:41, 以西結書 40:46, 以西結書 40:47, 以西結書 40:49, 以西結書 41:1, 以西結書 41:3, 以西結書 41:7, 以西結書 41:13–14, 以西結書 41:17, 以西結書 41:19, 以西結書 41:22, 以西結書 41:25, 以西結書 42:1, 以西結書 42:13, 以西結書 42:13 (#2), 以西結書 42:13 (#3), 以西結書 42:14, 以西結書 42:16–19, 以西結書 42:20, 以西結書 43:1, 以西結書 43:2, 以西結書 43:5, 以西結書 43:7, 以西結書 43:8, 以西結書 43:10, 以西結書 43:10–11, 以西結書 43:12, 以西結書 43:15, 以西結書 43:15 (#2), 以西結書 43:19, 以西結書 43:19 (#2), 以西結書 43:20, 以西結書 43:22, 以西結書 43:25–26, 以西結書 43:27, 以西結書 44:1, 以西結書 44:1–2, 以西結書 44:5, 以西結書 44:7, 以西結書 44:8, 以西結書 44:10–12, 以西結書 44:13, 以西結書 44:14, 以西結書 44:15, 以西結書 44:17–18, 以西結書 44:22, 以西結書 44:23, 以西結書 44:24, 以西結書 44:28, 以西結書 44:29, 以西結書 44:31, 以西結書 45:1, 以西結書 45:4–5, 以西結書 45:6, 以西結書 45:7, 以西結書 45:9, 以西結書 45:10, 以西結書 45:14, 以西結書 45:16, 以西結書 45:17, 以西結書 45:18, 以西結書 45:21, 以西結書 45:25, 以西結書 46:1, 以西結書 46:2, 以西結書 46:4, 以西結書 46:8, 以西結書 46:9, 以西結書 46:12, 以西結書 46:13, 以西結書 46:17, 以西結書 46:18, 以西結書 46:20, 以西結書 46:24, 以西結書 47:1, 以西結書 47:2, 以西結書 47:5, 以西結書 47:7, 以西結書 47:8, 以西結書 47:11, 以西結書 47:12, 以西結書 47:13, 以西結書 47:16–17, 以西結書 47:18, 以西結書 47:19, 以西結書 47:20, 以西結書 47:22, 以西結書 47:22 (#2), 以西結書 48:1, 以西結書 48:2, 以西結書 48:3, 以西結書 48:4–7, 以西結書 48:8, 以西結書 48:11, 以西結書 48:13, 以西結書 48:18, 以西結書 48:21, 以西結書 48:28, 以西結書 48:30–31, 以西結書 48:35</w:t>
       </w:r>
       <w:r>
         <w:rPr>

--- a/zht/docx/26.content.docx
+++ b/zht/docx/26.content.docx
@@ -123,19 +123,6 @@
           <w:lang w:val="zh_TW" w:bidi="zh_TW"/>
         </w:rPr>
         <w:t>EZK</w:t>
-      </w:r>
-      <w:r>
-        <w:rPr>
-          <w:lang w:val="zh_TW" w:bidi="zh_TW"/>
-        </w:rPr>
-      </w:r>
-    </w:p>
-    <w:p>
-      <w:pPr/>
-      <w:r>
-        <w:rPr>
-          <w:lang w:val="zh_TW" w:bidi="zh_TW"/>
-        </w:rPr>
       </w:r>
       <w:r>
         <w:rPr>

--- a/zht/docx/26.content.docx
+++ b/zht/docx/26.content.docx
@@ -19,7 +19,7 @@
         <w:rPr>
           <w:lang w:val="zh_TW" w:bidi="zh_TW"/>
         </w:rPr>
-        <w:t>Resource: 翻譯問題 (unfoldingWord)</w:t>
+        <w:t>Resource: unfoldingWord® Translation Questions</w:t>
       </w:r>
       <w:r>
         <w:rPr>
@@ -85,7 +85,7 @@
         <w:rPr>
           <w:lang w:val="zh_TW" w:bidi="zh_TW"/>
         </w:rPr>
-        <w:t>翻譯問題 (unfoldingWord)</w:t>
+        <w:t>unfoldingWord® Translation Questions</w:t>
       </w:r>
     </w:p>
     <w:p>
